--- a/docs/PSC-machines.docx
+++ b/docs/PSC-machines.docx
@@ -46,7 +46,31 @@
       </w:r>
       <w:r>
         <w:br/>
-        <w:t>In 15-418, we often use these machines for Assignments 3 and 4. You have the option to use them for your final projects as well.</w:t>
+      </w:r>
+      <w:r>
+        <w:t>We will</w:t>
+      </w:r>
+      <w:r>
+        <w:t xml:space="preserve"> use these machines for </w:t>
+      </w:r>
+      <w:r>
+        <w:t>developing course projects</w:t>
+      </w:r>
+      <w:r>
+        <w:t>.</w:t>
+      </w:r>
+      <w:r>
+        <w:t xml:space="preserve"> Due to the limited credits, we initially allocate 100 V100 GPU hours to </w:t>
+      </w:r>
+      <w:r>
+        <w:rPr>
+          <w:b/>
+          <w:bCs/>
+        </w:rPr>
+        <w:t>each team</w:t>
+      </w:r>
+      <w:r>
+        <w:t>. If you think your project will need more GPU hours, please reach out to Prof. Chen or Prof. Jia to discuss your planned usage of GPUs.</w:t>
       </w:r>
     </w:p>
     <w:p/>
@@ -347,6 +371,7 @@
         </w:rPr>
         <w:t>$ interact -</w:t>
       </w:r>
+      <w:proofErr w:type="gramStart"/>
       <w:r>
         <w:rPr>
           <w:rFonts w:ascii="Consolas" w:eastAsia="Consolas" w:hAnsi="Consolas" w:cs="Consolas"/>
@@ -355,6 +380,7 @@
         </w:rPr>
         <w:t>options</w:t>
       </w:r>
+      <w:proofErr w:type="gramEnd"/>
     </w:p>
     <w:tbl>
       <w:tblPr>
@@ -584,6 +610,7 @@
               </w:rPr>
               <w:t>:</w:t>
             </w:r>
+            <w:proofErr w:type="gramStart"/>
             <w:r>
               <w:rPr>
                 <w:rFonts w:ascii="Consolas" w:eastAsia="Consolas" w:hAnsi="Consolas" w:cs="Consolas"/>
@@ -604,6 +631,7 @@
               </w:rPr>
               <w:t>SS</w:t>
             </w:r>
+            <w:proofErr w:type="gramEnd"/>
           </w:p>
         </w:tc>
         <w:tc>
@@ -820,8 +848,13 @@
               <w:spacing w:line="240" w:lineRule="auto"/>
             </w:pPr>
             <w:r>
-              <w:t>Number of cores to allocate per node</w:t>
-            </w:r>
+              <w:t xml:space="preserve">Number of cores to allocate per </w:t>
+            </w:r>
+            <w:proofErr w:type="gramStart"/>
+            <w:r>
+              <w:t>node</w:t>
+            </w:r>
+            <w:proofErr w:type="gramEnd"/>
           </w:p>
           <w:p>
             <w:pPr>
@@ -906,6 +939,7 @@
               <w:t>=</w:t>
             </w:r>
             <w:proofErr w:type="spellStart"/>
+            <w:proofErr w:type="gramStart"/>
             <w:r>
               <w:rPr>
                 <w:rFonts w:ascii="Consolas" w:eastAsia="Consolas" w:hAnsi="Consolas" w:cs="Consolas"/>
@@ -919,6 +953,7 @@
               </w:rPr>
               <w:t>type</w:t>
             </w:r>
+            <w:proofErr w:type="gramEnd"/>
             <w:r>
               <w:rPr>
                 <w:rFonts w:ascii="Consolas" w:eastAsia="Consolas" w:hAnsi="Consolas" w:cs="Consolas"/>
@@ -1038,40 +1073,35 @@
           <w:rFonts w:ascii="Consolas" w:eastAsia="Consolas" w:hAnsi="Consolas" w:cs="Consolas"/>
           <w:b/>
         </w:rPr>
-        <w:t xml:space="preserve">$ </w:t>
-      </w:r>
+        <w:t>$ interact --</w:t>
+      </w:r>
+      <w:proofErr w:type="spellStart"/>
       <w:r>
         <w:rPr>
           <w:rFonts w:ascii="Consolas" w:eastAsia="Consolas" w:hAnsi="Consolas" w:cs="Consolas"/>
           <w:b/>
         </w:rPr>
-        <w:t>interact --</w:t>
+        <w:t>gres</w:t>
+      </w:r>
+      <w:proofErr w:type="spellEnd"/>
+      <w:r>
+        <w:rPr>
+          <w:rFonts w:ascii="Consolas" w:eastAsia="Consolas" w:hAnsi="Consolas" w:cs="Consolas"/>
+          <w:b/>
+        </w:rPr>
+        <w:t>=</w:t>
       </w:r>
       <w:proofErr w:type="spellStart"/>
+      <w:proofErr w:type="gramStart"/>
       <w:r>
         <w:rPr>
           <w:rFonts w:ascii="Consolas" w:eastAsia="Consolas" w:hAnsi="Consolas" w:cs="Consolas"/>
           <w:b/>
         </w:rPr>
-        <w:t>gres</w:t>
+        <w:t>gpu:n</w:t>
       </w:r>
       <w:proofErr w:type="spellEnd"/>
-      <w:r>
-        <w:rPr>
-          <w:rFonts w:ascii="Consolas" w:eastAsia="Consolas" w:hAnsi="Consolas" w:cs="Consolas"/>
-          <w:b/>
-        </w:rPr>
-        <w:t>=</w:t>
-      </w:r>
-      <w:proofErr w:type="spellStart"/>
-      <w:r>
-        <w:rPr>
-          <w:rFonts w:ascii="Consolas" w:eastAsia="Consolas" w:hAnsi="Consolas" w:cs="Consolas"/>
-          <w:b/>
-        </w:rPr>
-        <w:t>gpu:n</w:t>
-      </w:r>
-      <w:proofErr w:type="spellEnd"/>
+      <w:proofErr w:type="gramEnd"/>
       <w:r>
         <w:rPr>
           <w:rFonts w:ascii="Consolas" w:eastAsia="Consolas" w:hAnsi="Consolas" w:cs="Consolas"/>
@@ -1190,11 +1220,19 @@
       <w:r>
         <w:t xml:space="preserve">You may submit any script you’d like as a batch script, as long as the first line indicates what shell you are using (e.g. </w:t>
       </w:r>
-      <w:r>
-        <w:rPr>
-          <w:rFonts w:ascii="Consolas" w:eastAsia="Consolas" w:hAnsi="Consolas" w:cs="Consolas"/>
-        </w:rPr>
-        <w:t>#!/bin/bash</w:t>
+      <w:proofErr w:type="gramStart"/>
+      <w:r>
+        <w:rPr>
+          <w:rFonts w:ascii="Consolas" w:eastAsia="Consolas" w:hAnsi="Consolas" w:cs="Consolas"/>
+        </w:rPr>
+        <w:t>#!/</w:t>
+      </w:r>
+      <w:proofErr w:type="gramEnd"/>
+      <w:r>
+        <w:rPr>
+          <w:rFonts w:ascii="Consolas" w:eastAsia="Consolas" w:hAnsi="Consolas" w:cs="Consolas"/>
+        </w:rPr>
+        <w:t>bin/bash</w:t>
       </w:r>
       <w:r>
         <w:t xml:space="preserve">, </w:t>
@@ -1249,8 +1287,13 @@
       </w:r>
       <w:r>
         <w:tab/>
-        <w:t>Show jobs that belong to you on the queue</w:t>
-      </w:r>
+        <w:t xml:space="preserve">Show jobs that belong to you on the </w:t>
+      </w:r>
+      <w:proofErr w:type="gramStart"/>
+      <w:r>
+        <w:t>queue</w:t>
+      </w:r>
+      <w:proofErr w:type="gramEnd"/>
     </w:p>
     <w:p>
       <w:pPr>
@@ -1287,8 +1330,13 @@
       <w:proofErr w:type="spellEnd"/>
       <w:r>
         <w:tab/>
-        <w:t>Cancel a specific job ID</w:t>
-      </w:r>
+        <w:t xml:space="preserve">Cancel a specific job </w:t>
+      </w:r>
+      <w:proofErr w:type="gramStart"/>
+      <w:r>
+        <w:t>ID</w:t>
+      </w:r>
+      <w:proofErr w:type="gramEnd"/>
     </w:p>
     <w:p>
       <w:pPr>
@@ -1325,8 +1373,13 @@
       <w:proofErr w:type="spellEnd"/>
       <w:r>
         <w:tab/>
-        <w:t>Show information on completed jobs</w:t>
-      </w:r>
+        <w:t xml:space="preserve">Show information on completed </w:t>
+      </w:r>
+      <w:proofErr w:type="gramStart"/>
+      <w:r>
+        <w:t>jobs</w:t>
+      </w:r>
+      <w:proofErr w:type="gramEnd"/>
     </w:p>
     <w:p/>
     <w:p>
@@ -1606,6 +1659,7 @@
               </w:rPr>
               <w:t>:</w:t>
             </w:r>
+            <w:proofErr w:type="gramStart"/>
             <w:r>
               <w:rPr>
                 <w:rFonts w:ascii="Consolas" w:eastAsia="Consolas" w:hAnsi="Consolas" w:cs="Consolas"/>
@@ -1626,6 +1680,7 @@
               </w:rPr>
               <w:t>SS</w:t>
             </w:r>
+            <w:proofErr w:type="gramEnd"/>
           </w:p>
         </w:tc>
         <w:tc>
@@ -2034,6 +2089,7 @@
               <w:t>=</w:t>
             </w:r>
             <w:proofErr w:type="spellStart"/>
+            <w:proofErr w:type="gramStart"/>
             <w:r>
               <w:rPr>
                 <w:rFonts w:ascii="Consolas" w:eastAsia="Consolas" w:hAnsi="Consolas" w:cs="Consolas"/>
@@ -2055,6 +2111,7 @@
               <w:t>n</w:t>
             </w:r>
             <w:proofErr w:type="spellEnd"/>
+            <w:proofErr w:type="gramEnd"/>
           </w:p>
         </w:tc>
         <w:tc>
@@ -2151,29 +2208,6 @@
     </w:p>
     <w:p>
       <w:r>
-        <w:t xml:space="preserve">For Assignment 3, Bridges-2 automatically provides OpenMP support using the </w:t>
-      </w:r>
-      <w:r>
-        <w:rPr>
-          <w:rFonts w:ascii="Consolas" w:eastAsia="Consolas" w:hAnsi="Consolas" w:cs="Consolas"/>
-        </w:rPr>
-        <w:t>-</w:t>
-      </w:r>
-      <w:proofErr w:type="spellStart"/>
-      <w:r>
-        <w:rPr>
-          <w:rFonts w:ascii="Consolas" w:eastAsia="Consolas" w:hAnsi="Consolas" w:cs="Consolas"/>
-        </w:rPr>
-        <w:t>fopenmp</w:t>
-      </w:r>
-      <w:proofErr w:type="spellEnd"/>
-      <w:r>
-        <w:t xml:space="preserve"> compiler flag. However, for Assignment 4, MPI must be separately loaded using the command shown below.</w:t>
-      </w:r>
-    </w:p>
-    <w:p/>
-    <w:p>
-      <w:r>
         <w:t xml:space="preserve">You can use the </w:t>
       </w:r>
       <w:hyperlink r:id="rId11">
@@ -2306,7 +2340,14 @@
       <w:proofErr w:type="spellEnd"/>
       <w:r>
         <w:tab/>
-        <w:t xml:space="preserve">For </w:t>
+      </w:r>
+      <w:proofErr w:type="gramStart"/>
+      <w:r>
+        <w:t>For</w:t>
+      </w:r>
+      <w:proofErr w:type="gramEnd"/>
+      <w:r>
+        <w:t xml:space="preserve"> </w:t>
       </w:r>
       <w:proofErr w:type="spellStart"/>
       <w:r>
@@ -2375,41 +2416,6 @@
     </w:p>
     <w:p>
       <w:pPr>
-        <w:numPr>
-          <w:ilvl w:val="0"/>
-          <w:numId w:val="1"/>
-        </w:numPr>
-        <w:tabs>
-          <w:tab w:val="left" w:pos="5040"/>
-          <w:tab w:val="left" w:pos="5040"/>
-        </w:tabs>
-      </w:pPr>
-      <w:r>
-        <w:rPr>
-          <w:rFonts w:ascii="Consolas" w:eastAsia="Consolas" w:hAnsi="Consolas" w:cs="Consolas"/>
-        </w:rPr>
-        <w:t>module load intel/2021.3.0</w:t>
-      </w:r>
-      <w:r>
-        <w:tab/>
-        <w:t xml:space="preserve">For </w:t>
-      </w:r>
-      <w:proofErr w:type="spellStart"/>
-      <w:r>
-        <w:t>icc</w:t>
-      </w:r>
-      <w:proofErr w:type="spellEnd"/>
-      <w:r>
-        <w:t>/</w:t>
-      </w:r>
-      <w:proofErr w:type="spellStart"/>
-      <w:r>
-        <w:t>ispc</w:t>
-      </w:r>
-      <w:proofErr w:type="spellEnd"/>
-    </w:p>
-    <w:p>
-      <w:pPr>
         <w:tabs>
           <w:tab w:val="left" w:pos="5040"/>
           <w:tab w:val="left" w:pos="5040"/>
@@ -2459,8 +2465,13 @@
         <w:tab/>
       </w:r>
       <w:r>
-        <w:t>See what modules are available for a software package</w:t>
-      </w:r>
+        <w:t xml:space="preserve">See what modules are available for a software </w:t>
+      </w:r>
+      <w:proofErr w:type="gramStart"/>
+      <w:r>
+        <w:t>package</w:t>
+      </w:r>
+      <w:proofErr w:type="gramEnd"/>
     </w:p>
     <w:p>
       <w:pPr>
@@ -2547,133 +2558,13 @@
       </w:r>
       <w:r>
         <w:tab/>
-        <w:t>Unload all modules</w:t>
-      </w:r>
-    </w:p>
-    <w:p/>
-    <w:p>
-      <w:pPr>
-        <w:rPr>
-          <w:b/>
-        </w:rPr>
-      </w:pPr>
-      <w:r>
-        <w:rPr>
-          <w:b/>
-        </w:rPr>
-        <w:t>Compute Node Technical Specifications</w:t>
-      </w:r>
-    </w:p>
-    <w:p>
-      <w:r>
-        <w:t xml:space="preserve">Here are the technical specifications for </w:t>
-      </w:r>
-      <w:r>
-        <w:t>the regular memory</w:t>
-      </w:r>
-      <w:r>
-        <w:t xml:space="preserve"> node</w:t>
-      </w:r>
-      <w:r>
-        <w:t>s</w:t>
-      </w:r>
-      <w:r>
-        <w:t>:</w:t>
-      </w:r>
-    </w:p>
-    <w:p>
-      <w:pPr>
-        <w:numPr>
-          <w:ilvl w:val="0"/>
-          <w:numId w:val="6"/>
-        </w:numPr>
-      </w:pPr>
-      <w:r>
-        <w:rPr>
-          <w:b/>
-        </w:rPr>
-        <w:t xml:space="preserve">Regular Memory </w:t>
-      </w:r>
-      <w:r>
-        <w:t>(512x)</w:t>
-      </w:r>
-    </w:p>
-    <w:p>
-      <w:pPr>
-        <w:numPr>
-          <w:ilvl w:val="1"/>
-          <w:numId w:val="2"/>
-        </w:numPr>
-      </w:pPr>
-      <w:r>
-        <w:t>CPU: 2x AMD EPYC 7742 (2.25-3.40 GHz, 2x64 cores per node)</w:t>
-      </w:r>
-    </w:p>
-    <w:p>
-      <w:pPr>
-        <w:numPr>
-          <w:ilvl w:val="1"/>
-          <w:numId w:val="2"/>
-        </w:numPr>
-      </w:pPr>
-      <w:r>
-        <w:t>RAM: 256 GB</w:t>
-      </w:r>
-    </w:p>
-    <w:p>
-      <w:pPr>
-        <w:numPr>
-          <w:ilvl w:val="1"/>
-          <w:numId w:val="2"/>
-        </w:numPr>
-      </w:pPr>
-      <w:r>
-        <w:t>Cache: 256 MB L3 cache, 8 memory channels</w:t>
-      </w:r>
-    </w:p>
-    <w:p>
-      <w:pPr>
-        <w:numPr>
-          <w:ilvl w:val="1"/>
-          <w:numId w:val="2"/>
-        </w:numPr>
-      </w:pPr>
-      <w:r>
-        <w:t xml:space="preserve">Local Storage: 3.84 TB </w:t>
-      </w:r>
-      <w:proofErr w:type="spellStart"/>
-      <w:r>
-        <w:t>NVMe</w:t>
-      </w:r>
-      <w:proofErr w:type="spellEnd"/>
-      <w:r>
-        <w:t xml:space="preserve"> SSD</w:t>
-      </w:r>
-    </w:p>
-    <w:p>
-      <w:pPr>
-        <w:numPr>
-          <w:ilvl w:val="1"/>
-          <w:numId w:val="2"/>
-        </w:numPr>
-      </w:pPr>
-      <w:r>
-        <w:t xml:space="preserve">Network: Mellanox ConnectX-6-HDR </w:t>
-      </w:r>
-      <w:proofErr w:type="spellStart"/>
-      <w:r>
-        <w:t>Infiniband</w:t>
-      </w:r>
-      <w:proofErr w:type="spellEnd"/>
-      <w:r>
-        <w:t xml:space="preserve"> 200Gb/s Adapter</w:t>
-      </w:r>
-    </w:p>
-    <w:p/>
-    <w:p>
-      <w:r>
-        <w:t>Note that we do not have access to the Extreme Memory (EM) or SXM2 GPU nodes, which are also provided by Bridges-2.</w:t>
-      </w:r>
+        <w:t xml:space="preserve">Unload all </w:t>
+      </w:r>
+      <w:proofErr w:type="gramStart"/>
+      <w:r>
+        <w:t>modules</w:t>
+      </w:r>
+      <w:proofErr w:type="gramEnd"/>
     </w:p>
     <w:p/>
     <w:p>
